--- a/flow/20240204_zachala_ev/mr002b.docx
+++ b/flow/20240204_zachala_ev/mr002b.docx
@@ -68,7 +68,19 @@
         <w:rPr>
           <w:color w:val="000000"/>
         </w:rPr>
-        <w:t xml:space="preserve"> Тими днями прийшов Ісус із </w:t>
+        <w:t xml:space="preserve"> </w:t>
+      </w:r>
+      <w:r>
+        <w:rPr>
+          <w:color w:val="000000"/>
+        </w:rPr>
+        <w:t>Одного разу</w:t>
+      </w:r>
+      <w:r>
+        <w:rPr>
+          <w:color w:val="000000"/>
+        </w:rPr>
+        <w:t xml:space="preserve"> прийшов Ісус із </w:t>
       </w:r>
       <w:proofErr w:type="spellStart"/>
       <w:r>
